--- a/Volume 1/Chapter 07 - Networking Basics/SPA_Vol1_Ch7_Lesson7_11_UDP_Sockets.docx
+++ b/Volume 1/Chapter 07 - Networking Basics/SPA_Vol1_Ch7_Lesson7_11_UDP_Sockets.docx
@@ -960,7 +960,7 @@
         <w:keepNext/>
       </w:pPr>
       <w:r>
-        <w:t>Save each source and supporting file from this lesson into the matching path in the project layout. As in Chapter 1, notepad .\c\basic_echo_server.c creates and opens one: choose Yes, type the file, save it with Ctrl+S, and close Notepad (on Linux or macOS, nano ./c/basic_echo_server.c: type the file, then save and close it with Ctrl+O, Enter, then Ctrl+X). Then install the TypeScript compiler for this project.</w:t>
+        <w:t>Next, let the tools create each project's settings file, as in Chapter 1. Remember, -o names the project folder; the starter Program.cs is replaced by this lesson's code in the C# section. Remember, go mod init makes the .\go folder a module; the go line shows your own Go version.</w:t>
       </w:r>
     </w:p>
     <w:p>
@@ -971,9 +971,316 @@
     <w:p>
       <w:pPr>
         <w:pStyle w:val="CommandBlock"/>
-      </w:pPr>
-      <w:r>
-        <w:t>npm --prefix .\typescript install --ignore-scripts --no-audit --no-fund</w:t>
+        <w:keepNext/>
+      </w:pPr>
+      <w:r>
+        <w:t>dotnet new console -o .\csharp\BasicEchoServer</w:t>
+      </w:r>
+    </w:p>
+    <w:p>
+      <w:pPr>
+        <w:pStyle w:val="CommandBlock"/>
+        <w:keepNext/>
+      </w:pPr>
+      <w:r>
+        <w:t>dotnet new console -o .\csharp\BasicEchoClient</w:t>
+      </w:r>
+    </w:p>
+    <w:p>
+      <w:pPr>
+        <w:pStyle w:val="CommandBlock"/>
+        <w:keepNext/>
+      </w:pPr>
+      <w:r>
+        <w:t>dotnet new console -o .\csharp\EchoServer</w:t>
+      </w:r>
+    </w:p>
+    <w:p>
+      <w:pPr>
+        <w:pStyle w:val="CommandBlock"/>
+        <w:keepNext/>
+      </w:pPr>
+      <w:r>
+        <w:t>dotnet new console -o .\csharp\EchoClient</w:t>
+      </w:r>
+    </w:p>
+    <w:p>
+      <w:pPr>
+        <w:pStyle w:val="CommandBlock"/>
+      </w:pPr>
+      <w:r>
+        <w:t>go -C .\go mod init example.com/udpsockets</w:t>
+      </w:r>
+    </w:p>
+    <w:p>
+      <w:pPr>
+        <w:keepNext/>
+      </w:pPr>
+    </w:p>
+    <w:p>
+      <w:pPr>
+        <w:keepNext/>
+      </w:pPr>
+      <w:r>
+        <w:t>Remember, npm init -y, npm pkg, then npm install.</w:t>
+      </w:r>
+    </w:p>
+    <w:p>
+      <w:pPr>
+        <w:keepNext/>
+      </w:pPr>
+    </w:p>
+    <w:p>
+      <w:pPr>
+        <w:pStyle w:val="CommandBlock"/>
+        <w:keepNext/>
+      </w:pPr>
+      <w:r>
+        <w:t>Push-Location .\typescript</w:t>
+      </w:r>
+    </w:p>
+    <w:p>
+      <w:pPr>
+        <w:pStyle w:val="CommandBlock"/>
+        <w:keepNext/>
+      </w:pPr>
+      <w:r>
+        <w:t>npm init -y</w:t>
+      </w:r>
+    </w:p>
+    <w:p>
+      <w:pPr>
+        <w:pStyle w:val="CommandBlock"/>
+        <w:keepNext/>
+      </w:pPr>
+      <w:r>
+        <w:t>npm pkg set name=udp-sockets-typescript type=module</w:t>
+      </w:r>
+    </w:p>
+    <w:p>
+      <w:pPr>
+        <w:pStyle w:val="CommandBlock"/>
+        <w:keepNext/>
+      </w:pPr>
+      <w:r>
+        <w:t>npm pkg set private=true --json</w:t>
+      </w:r>
+    </w:p>
+    <w:p>
+      <w:pPr>
+        <w:pStyle w:val="CommandBlock"/>
+        <w:keepNext/>
+      </w:pPr>
+      <w:r>
+        <w:t>npm pkg set "scripts.check=tsc --noEmit" "scripts.build=tsc --noEmitOnError"</w:t>
+      </w:r>
+    </w:p>
+    <w:p>
+      <w:pPr>
+        <w:pStyle w:val="CommandBlock"/>
+        <w:keepNext/>
+      </w:pPr>
+      <w:r>
+        <w:t>npm pkg delete version description main keywords author license scripts.test</w:t>
+      </w:r>
+    </w:p>
+    <w:p>
+      <w:pPr>
+        <w:pStyle w:val="CommandBlock"/>
+        <w:keepNext/>
+      </w:pPr>
+      <w:r>
+        <w:t>npm install --save-dev --save-exact typescript@7.0.2 @types/node@24.13.5 `</w:t>
+      </w:r>
+    </w:p>
+    <w:p>
+      <w:pPr>
+        <w:pStyle w:val="CommandBlock"/>
+        <w:keepNext/>
+      </w:pPr>
+      <w:r>
+        <w:t xml:space="preserve">    --ignore-scripts --no-audit --no-fund</w:t>
+      </w:r>
+    </w:p>
+    <w:p>
+      <w:pPr>
+        <w:pStyle w:val="CommandBlock"/>
+      </w:pPr>
+      <w:r>
+        <w:t>Pop-Location</w:t>
+      </w:r>
+    </w:p>
+    <w:p>
+      <w:pPr>
+        <w:keepNext/>
+      </w:pPr>
+    </w:p>
+    <w:p>
+      <w:r>
+        <w:t>Then type the TypeScript compiler settings. As in Chapter 1, notepad .\typescript\tsconfig.json creates and opens the file: choose Yes, type the file, save it with Ctrl+S, and close Notepad.</w:t>
+      </w:r>
+    </w:p>
+    <w:p>
+      <w:pPr>
+        <w:keepNext/>
+      </w:pPr>
+    </w:p>
+    <w:p>
+      <w:pPr>
+        <w:pStyle w:val="Heading3"/>
+      </w:pPr>
+      <w:r>
+        <w:t>typescript/tsconfig.json</w:t>
+      </w:r>
+    </w:p>
+    <w:p>
+      <w:pPr>
+        <w:pStyle w:val="SourceCode"/>
+        <w:keepNext/>
+      </w:pPr>
+      <w:r>
+        <w:t>{</w:t>
+      </w:r>
+    </w:p>
+    <w:p>
+      <w:pPr>
+        <w:pStyle w:val="SourceCode"/>
+        <w:keepNext/>
+      </w:pPr>
+      <w:r>
+        <w:t xml:space="preserve">  "compilerOptions": {</w:t>
+      </w:r>
+    </w:p>
+    <w:p>
+      <w:pPr>
+        <w:pStyle w:val="SourceCode"/>
+      </w:pPr>
+      <w:r>
+        <w:t xml:space="preserve">    "target": "ES2022",</w:t>
+      </w:r>
+    </w:p>
+    <w:p>
+      <w:pPr>
+        <w:pStyle w:val="SourceCode"/>
+      </w:pPr>
+      <w:r>
+        <w:t xml:space="preserve">    "module": "NodeNext",</w:t>
+      </w:r>
+    </w:p>
+    <w:p>
+      <w:pPr>
+        <w:pStyle w:val="SourceCode"/>
+      </w:pPr>
+      <w:r>
+        <w:t xml:space="preserve">    "moduleResolution": "NodeNext",</w:t>
+      </w:r>
+    </w:p>
+    <w:p>
+      <w:pPr>
+        <w:pStyle w:val="SourceCode"/>
+      </w:pPr>
+      <w:r>
+        <w:t xml:space="preserve">    "rootDir": "src",</w:t>
+      </w:r>
+    </w:p>
+    <w:p>
+      <w:pPr>
+        <w:pStyle w:val="SourceCode"/>
+      </w:pPr>
+      <w:r>
+        <w:t xml:space="preserve">    "outDir": "dist",</w:t>
+      </w:r>
+    </w:p>
+    <w:p>
+      <w:pPr>
+        <w:pStyle w:val="SourceCode"/>
+      </w:pPr>
+      <w:r>
+        <w:t xml:space="preserve">    "strict": true,</w:t>
+      </w:r>
+    </w:p>
+    <w:p>
+      <w:pPr>
+        <w:pStyle w:val="SourceCode"/>
+      </w:pPr>
+      <w:r>
+        <w:t xml:space="preserve">    "types": [</w:t>
+      </w:r>
+    </w:p>
+    <w:p>
+      <w:pPr>
+        <w:pStyle w:val="SourceCode"/>
+      </w:pPr>
+      <w:r>
+        <w:t xml:space="preserve">      "node"</w:t>
+      </w:r>
+    </w:p>
+    <w:p>
+      <w:pPr>
+        <w:pStyle w:val="SourceCode"/>
+      </w:pPr>
+      <w:r>
+        <w:t xml:space="preserve">    ],</w:t>
+      </w:r>
+    </w:p>
+    <w:p>
+      <w:pPr>
+        <w:pStyle w:val="SourceCode"/>
+      </w:pPr>
+      <w:r>
+        <w:t xml:space="preserve">    "moduleDetection": "force"</w:t>
+      </w:r>
+    </w:p>
+    <w:p>
+      <w:pPr>
+        <w:pStyle w:val="SourceCode"/>
+      </w:pPr>
+      <w:r>
+        <w:t xml:space="preserve">  },</w:t>
+      </w:r>
+    </w:p>
+    <w:p>
+      <w:pPr>
+        <w:pStyle w:val="SourceCode"/>
+      </w:pPr>
+      <w:r>
+        <w:t xml:space="preserve">  "include": [</w:t>
+      </w:r>
+    </w:p>
+    <w:p>
+      <w:pPr>
+        <w:pStyle w:val="SourceCode"/>
+        <w:keepNext/>
+      </w:pPr>
+      <w:r>
+        <w:t xml:space="preserve">    "src/**/*.ts"</w:t>
+      </w:r>
+    </w:p>
+    <w:p>
+      <w:pPr>
+        <w:pStyle w:val="SourceCode"/>
+        <w:keepNext/>
+      </w:pPr>
+      <w:r>
+        <w:t xml:space="preserve">  ]</w:t>
+      </w:r>
+    </w:p>
+    <w:p>
+      <w:pPr>
+        <w:pStyle w:val="SourceCode"/>
+      </w:pPr>
+      <w:r>
+        <w:t>}</w:t>
+      </w:r>
+    </w:p>
+    <w:p>
+      <w:pPr>
+        <w:keepNext/>
+      </w:pPr>
+    </w:p>
+    <w:p>
+      <w:r>
+        <w:t>You save each source file in its language's section below, as each is shown. As in Chapter 1, notepad .\c\basic_echo_server.c creates and opens one: choose Yes, type the file, save it with Ctrl+S, and close Notepad (on Linux or macOS, nano ./c/basic_echo_server.c: type the file, then save and close it with Ctrl+O, Enter, then Ctrl+X).</w:t>
       </w:r>
     </w:p>
     <w:p>
@@ -1046,7 +1353,6 @@
     <w:p>
       <w:pPr>
         <w:pStyle w:val="CommandBlock"/>
-        <w:keepNext/>
       </w:pPr>
       <w:r>
         <w:t>cd "$HOME/spa/lesson-7.11"</w:t>
@@ -1054,94 +1360,39 @@
     </w:p>
     <w:p>
       <w:pPr>
+        <w:keepNext/>
+      </w:pPr>
+    </w:p>
+    <w:p>
+      <w:pPr>
+        <w:keepNext/>
+      </w:pPr>
+      <w:r>
+        <w:t>Then create the C#, Go, and TypeScript project files with the same commands as on Windows; cd moves into ./typescript for the npm lines, and cd .. moves back.</w:t>
+      </w:r>
+    </w:p>
+    <w:p>
+      <w:pPr>
+        <w:keepNext/>
+      </w:pPr>
+    </w:p>
+    <w:p>
+      <w:pPr>
         <w:pStyle w:val="CommandBlock"/>
-      </w:pPr>
-      <w:r>
-        <w:t>npm --prefix ./typescript install --ignore-scripts --no-audit --no-fund</w:t>
-      </w:r>
-    </w:p>
-    <w:p>
-      <w:pPr>
-        <w:keepNext/>
-      </w:pPr>
-    </w:p>
-    <w:p>
-      <w:pPr>
-        <w:keepNext/>
-      </w:pPr>
-    </w:p>
-    <w:p>
-      <w:pPr>
-        <w:pStyle w:val="Heading2"/>
-      </w:pPr>
-      <w:r>
-        <w:t>Seeing a UDP Endpoint</w:t>
-      </w:r>
-    </w:p>
-    <w:p>
-      <w:r>
-        <w:t>Before the programs, see a UDP server in the operating system's endpoint list. The server is this lesson's Python Production-Minded server, which needs no build; the Python Implementation explains it, and every language's server behaves the same. Remember, Terminal 1 runs the server and Terminal 2, a second PowerShell window in the same lesson-7.11 folder, runs the checks.</w:t>
-      </w:r>
-    </w:p>
-    <w:p>
-      <w:pPr>
-        <w:keepNext/>
-      </w:pPr>
-    </w:p>
-    <w:p>
-      <w:pPr>
-        <w:pStyle w:val="Heading3"/>
-      </w:pPr>
-      <w:r>
-        <w:t>Windows PowerShell Terminal 1: Start the Server</w:t>
+        <w:keepNext/>
+      </w:pPr>
+      <w:r>
+        <w:t>dotnet new console -o ./csharp/BasicEchoServer</w:t>
       </w:r>
     </w:p>
     <w:p>
       <w:pPr>
         <w:pStyle w:val="CommandBlock"/>
-      </w:pPr>
-      <w:r>
-        <w:t>py .\python\echo_server.py</w:t>
-      </w:r>
-    </w:p>
-    <w:p>
-      <w:pPr>
-        <w:keepNext/>
-      </w:pPr>
-    </w:p>
-    <w:p>
-      <w:pPr>
-        <w:pStyle w:val="RequiredOutput"/>
-      </w:pPr>
-      <w:r>
-        <w:t>Listening on udp://127.0.0.1:8767</w:t>
-      </w:r>
-    </w:p>
-    <w:p>
-      <w:pPr>
-        <w:keepNext/>
-      </w:pPr>
-    </w:p>
-    <w:p>
-      <w:pPr>
-        <w:pStyle w:val="Heading3"/>
-      </w:pPr>
-      <w:r>
-        <w:t>Windows PowerShell Terminal 2: The Server's Endpoint</w:t>
-      </w:r>
-    </w:p>
-    <w:p>
-      <w:pPr>
-        <w:keepNext/>
-      </w:pPr>
-      <w:r>
-        <w:t>Get-NetUDPEndpoint lists UDP endpoints, as Get-NetTCPConnection lists TCP ones (Lessons 7.7 and 7.10), and -LocalPort keeps the ones on that port. $endpoint holds the server's entry. Remember, OwningProcess is the id of the process that holds the port, and Get-Process -Id gives its name (Lesson 7.7). The last line asks the TCP list about port 8767.</w:t>
-      </w:r>
-    </w:p>
-    <w:p>
-      <w:pPr>
-        <w:keepNext/>
-      </w:pPr>
+        <w:keepNext/>
+      </w:pPr>
+      <w:r>
+        <w:t>dotnet new console -o ./csharp/BasicEchoClient</w:t>
+      </w:r>
     </w:p>
     <w:p>
       <w:pPr>
@@ -1149,7 +1400,7 @@
         <w:keepNext/>
       </w:pPr>
       <w:r>
-        <w:t>$endpoint = Get-NetUDPEndpoint -LocalPort 8767</w:t>
+        <w:t>dotnet new console -o ./csharp/EchoServer</w:t>
       </w:r>
     </w:p>
     <w:p>
@@ -1158,7 +1409,7 @@
         <w:keepNext/>
       </w:pPr>
       <w:r>
-        <w:t>$endpoint.LocalAddress</w:t>
+        <w:t>dotnet new console -o ./csharp/EchoClient</w:t>
       </w:r>
     </w:p>
     <w:p>
@@ -1167,155 +1418,25 @@
         <w:keepNext/>
       </w:pPr>
       <w:r>
-        <w:t>(Get-Process -Id $endpoint.OwningProcess).ProcessName</w:t>
+        <w:t>go -C ./go mod init example.com/udpsockets</w:t>
       </w:r>
     </w:p>
     <w:p>
       <w:pPr>
         <w:pStyle w:val="CommandBlock"/>
-      </w:pPr>
-      <w:r>
-        <w:t>(Get-NetTCPConnection -LocalPort 8767 -ErrorAction Ignore).Count</w:t>
-      </w:r>
-    </w:p>
-    <w:p>
-      <w:pPr>
-        <w:keepNext/>
-      </w:pPr>
-    </w:p>
-    <w:p>
-      <w:pPr>
-        <w:keepNext/>
-      </w:pPr>
-      <w:r>
-        <w:t>The server's socket is bound to 127.0.0.1 and held by python. The entry has no State, unlike a TCP endpoint: a UDP socket has no connection, so it is never Listen, Established, or TimeWait, and this one socket receives from every client. The TCP list has nothing on 8767, because TCP and UDP ports are separate (Lesson 7.6):</w:t>
-      </w:r>
-    </w:p>
-    <w:p>
-      <w:pPr>
-        <w:keepNext/>
-      </w:pPr>
-    </w:p>
-    <w:p>
-      <w:pPr>
-        <w:pStyle w:val="RequiredOutput"/>
-        <w:keepNext/>
-      </w:pPr>
-      <w:r>
-        <w:t>127.0.0.1</w:t>
-      </w:r>
-    </w:p>
-    <w:p>
-      <w:pPr>
-        <w:pStyle w:val="RequiredOutput"/>
-        <w:keepNext/>
-      </w:pPr>
-      <w:r>
-        <w:t>python</w:t>
-      </w:r>
-    </w:p>
-    <w:p>
-      <w:pPr>
-        <w:pStyle w:val="RequiredOutput"/>
-      </w:pPr>
-      <w:r>
-        <w:t>0</w:t>
-      </w:r>
-    </w:p>
-    <w:p>
-      <w:pPr>
-        <w:keepNext/>
-      </w:pPr>
-    </w:p>
-    <w:p>
-      <w:pPr>
-        <w:keepNext/>
-      </w:pPr>
-      <w:r>
-        <w:t>Now press Ctrl+C in Terminal 1. Terminal 1 shows only the Listening line, because no datagram came:</w:t>
-      </w:r>
-    </w:p>
-    <w:p>
-      <w:pPr>
-        <w:keepNext/>
-      </w:pPr>
-    </w:p>
-    <w:p>
-      <w:pPr>
-        <w:pStyle w:val="RequiredOutput"/>
-      </w:pPr>
-      <w:r>
-        <w:t>Listening on udp://127.0.0.1:8767</w:t>
-      </w:r>
-    </w:p>
-    <w:p>
-      <w:pPr>
-        <w:keepNext/>
-      </w:pPr>
-    </w:p>
-    <w:p>
-      <w:pPr>
-        <w:pStyle w:val="Heading3"/>
-      </w:pPr>
-      <w:r>
-        <w:t>Windows PowerShell Terminal 2: After Ctrl+C</w:t>
-      </w:r>
-    </w:p>
-    <w:p>
-      <w:pPr>
-        <w:keepNext/>
-      </w:pPr>
-      <w:r>
-        <w:t>The endpoint is gone at once: a closed UDP socket leaves nothing behind, no TimeWait.</w:t>
-      </w:r>
-    </w:p>
-    <w:p>
-      <w:pPr>
-        <w:keepNext/>
-      </w:pPr>
+        <w:keepNext/>
+      </w:pPr>
+      <w:r>
+        <w:t>cd ./typescript</w:t>
+      </w:r>
     </w:p>
     <w:p>
       <w:pPr>
         <w:pStyle w:val="CommandBlock"/>
-      </w:pPr>
-      <w:r>
-        <w:t>(Get-NetUDPEndpoint -LocalPort 8767 -ErrorAction Ignore).Count</w:t>
-      </w:r>
-    </w:p>
-    <w:p>
-      <w:pPr>
-        <w:keepNext/>
-      </w:pPr>
-    </w:p>
-    <w:p>
-      <w:pPr>
-        <w:pStyle w:val="RequiredOutput"/>
-      </w:pPr>
-      <w:r>
-        <w:t>0</w:t>
-      </w:r>
-    </w:p>
-    <w:p>
-      <w:pPr>
-        <w:keepNext/>
-      </w:pPr>
-    </w:p>
-    <w:p>
-      <w:r>
-        <w:t>This list, read on the computer itself, is the sure way to know whether a program has a UDP port; a datagram that gets no answer proves nothing (the Concept's No Answer).</w:t>
-      </w:r>
-    </w:p>
-    <w:p>
-      <w:pPr>
-        <w:keepNext/>
-      </w:pPr>
-    </w:p>
-    <w:p>
-      <w:pPr>
-        <w:pStyle w:val="Heading3"/>
-      </w:pPr>
-      <w:r>
-        <w:t>Linux or macOS Observation</w:t>
+        <w:keepNext/>
+      </w:pPr>
+      <w:r>
+        <w:t>npm init -y</w:t>
       </w:r>
     </w:p>
     <w:p>
@@ -1324,7 +1445,7 @@
         <w:keepNext/>
       </w:pPr>
       <w:r>
-        <w:t># Terminal 1:</w:t>
+        <w:t>npm pkg set name=udp-sockets-typescript type=module</w:t>
       </w:r>
     </w:p>
     <w:p>
@@ -1333,7 +1454,7 @@
         <w:keepNext/>
       </w:pPr>
       <w:r>
-        <w:t>python3 ./python/echo_server.py</w:t>
+        <w:t>npm pkg set private=true --json</w:t>
       </w:r>
     </w:p>
     <w:p>
@@ -1342,7 +1463,7 @@
         <w:keepNext/>
       </w:pPr>
       <w:r>
-        <w:t># Terminal 2: ss lists UDP endpoints: -u UDP, -a all, -n numbers</w:t>
+        <w:t>npm pkg set "scripts.check=tsc --noEmit" "scripts.build=tsc --noEmitOnError"</w:t>
       </w:r>
     </w:p>
     <w:p>
@@ -1351,15 +1472,43 @@
         <w:keepNext/>
       </w:pPr>
       <w:r>
-        <w:t># (macOS: netstat -an -p udp | grep 8767)</w:t>
+        <w:t>npm pkg delete version description main keywords author license scripts.test</w:t>
       </w:r>
     </w:p>
     <w:p>
       <w:pPr>
         <w:pStyle w:val="CommandBlock"/>
-      </w:pPr>
-      <w:r>
-        <w:t>ss -uan 'sport = :8767'</w:t>
+        <w:keepNext/>
+      </w:pPr>
+      <w:r>
+        <w:t>npm install --save-dev --save-exact typescript@7.0.2 @types/node@24.13.5 \</w:t>
+      </w:r>
+    </w:p>
+    <w:p>
+      <w:pPr>
+        <w:pStyle w:val="CommandBlock"/>
+        <w:keepNext/>
+      </w:pPr>
+      <w:r>
+        <w:t xml:space="preserve">    --ignore-scripts --no-audit --no-fund</w:t>
+      </w:r>
+    </w:p>
+    <w:p>
+      <w:pPr>
+        <w:pStyle w:val="CommandBlock"/>
+      </w:pPr>
+      <w:r>
+        <w:t>cd ..</w:t>
+      </w:r>
+    </w:p>
+    <w:p>
+      <w:pPr>
+        <w:keepNext/>
+      </w:pPr>
+    </w:p>
+    <w:p>
+      <w:r>
+        <w:t>Type typescript/tsconfig.json exactly as shown in the Windows setup.</w:t>
       </w:r>
     </w:p>
     <w:p>
@@ -18140,6 +18289,308 @@
         <w:pStyle w:val="Heading2"/>
       </w:pPr>
       <w:r>
+        <w:t>Seeing a UDP Endpoint</w:t>
+      </w:r>
+    </w:p>
+    <w:p>
+      <w:r>
+        <w:t>Now that you have the Python programs, see a UDP server in the operating system's endpoint list. The server is the Python Production-Minded server above, which needs no build, and every language's server behaves the same. Remember, Terminal 1 runs the server and Terminal 2, a second PowerShell window in the same lesson-7.11 folder, runs the checks.</w:t>
+      </w:r>
+    </w:p>
+    <w:p>
+      <w:pPr>
+        <w:keepNext/>
+      </w:pPr>
+    </w:p>
+    <w:p>
+      <w:pPr>
+        <w:pStyle w:val="Heading3"/>
+      </w:pPr>
+      <w:r>
+        <w:t>Windows PowerShell Terminal 1: Start the Server</w:t>
+      </w:r>
+    </w:p>
+    <w:p>
+      <w:pPr>
+        <w:pStyle w:val="CommandBlock"/>
+      </w:pPr>
+      <w:r>
+        <w:t>py .\python\echo_server.py</w:t>
+      </w:r>
+    </w:p>
+    <w:p>
+      <w:pPr>
+        <w:keepNext/>
+      </w:pPr>
+    </w:p>
+    <w:p>
+      <w:pPr>
+        <w:pStyle w:val="RequiredOutput"/>
+      </w:pPr>
+      <w:r>
+        <w:t>Listening on udp://127.0.0.1:8767</w:t>
+      </w:r>
+    </w:p>
+    <w:p>
+      <w:pPr>
+        <w:keepNext/>
+      </w:pPr>
+    </w:p>
+    <w:p>
+      <w:pPr>
+        <w:pStyle w:val="Heading3"/>
+      </w:pPr>
+      <w:r>
+        <w:t>Windows PowerShell Terminal 2: The Server's Endpoint</w:t>
+      </w:r>
+    </w:p>
+    <w:p>
+      <w:pPr>
+        <w:keepNext/>
+      </w:pPr>
+      <w:r>
+        <w:t>Get-NetUDPEndpoint lists UDP endpoints, as Get-NetTCPConnection lists TCP ones (Lessons 7.7 and 7.10), and -LocalPort keeps the ones on that port. $endpoint holds the server's entry. Remember, OwningProcess is the id of the process that holds the port, and Get-Process -Id gives its name (Lesson 7.7). The last line asks the TCP list about port 8767.</w:t>
+      </w:r>
+    </w:p>
+    <w:p>
+      <w:pPr>
+        <w:keepNext/>
+      </w:pPr>
+    </w:p>
+    <w:p>
+      <w:pPr>
+        <w:pStyle w:val="CommandBlock"/>
+        <w:keepNext/>
+      </w:pPr>
+      <w:r>
+        <w:t>$endpoint = Get-NetUDPEndpoint -LocalPort 8767</w:t>
+      </w:r>
+    </w:p>
+    <w:p>
+      <w:pPr>
+        <w:pStyle w:val="CommandBlock"/>
+        <w:keepNext/>
+      </w:pPr>
+      <w:r>
+        <w:t>$endpoint.LocalAddress</w:t>
+      </w:r>
+    </w:p>
+    <w:p>
+      <w:pPr>
+        <w:pStyle w:val="CommandBlock"/>
+        <w:keepNext/>
+      </w:pPr>
+      <w:r>
+        <w:t>(Get-Process -Id $endpoint.OwningProcess).ProcessName</w:t>
+      </w:r>
+    </w:p>
+    <w:p>
+      <w:pPr>
+        <w:pStyle w:val="CommandBlock"/>
+      </w:pPr>
+      <w:r>
+        <w:t>(Get-NetTCPConnection -LocalPort 8767 -ErrorAction Ignore).Count</w:t>
+      </w:r>
+    </w:p>
+    <w:p>
+      <w:pPr>
+        <w:keepNext/>
+      </w:pPr>
+    </w:p>
+    <w:p>
+      <w:pPr>
+        <w:keepNext/>
+      </w:pPr>
+      <w:r>
+        <w:t>The server's socket is bound to 127.0.0.1 and held by python. The entry has no State, unlike a TCP endpoint: a UDP socket has no connection, so it is never Listen, Established, or TimeWait, and this one socket receives from every client. The TCP list has nothing on 8767, because TCP and UDP ports are separate (Lesson 7.6):</w:t>
+      </w:r>
+    </w:p>
+    <w:p>
+      <w:pPr>
+        <w:keepNext/>
+      </w:pPr>
+    </w:p>
+    <w:p>
+      <w:pPr>
+        <w:pStyle w:val="RequiredOutput"/>
+        <w:keepNext/>
+      </w:pPr>
+      <w:r>
+        <w:t>127.0.0.1</w:t>
+      </w:r>
+    </w:p>
+    <w:p>
+      <w:pPr>
+        <w:pStyle w:val="RequiredOutput"/>
+        <w:keepNext/>
+      </w:pPr>
+      <w:r>
+        <w:t>python</w:t>
+      </w:r>
+    </w:p>
+    <w:p>
+      <w:pPr>
+        <w:pStyle w:val="RequiredOutput"/>
+      </w:pPr>
+      <w:r>
+        <w:t>0</w:t>
+      </w:r>
+    </w:p>
+    <w:p>
+      <w:pPr>
+        <w:keepNext/>
+      </w:pPr>
+    </w:p>
+    <w:p>
+      <w:pPr>
+        <w:keepNext/>
+      </w:pPr>
+      <w:r>
+        <w:t>Now press Ctrl+C in Terminal 1. Terminal 1 shows only the Listening line, because no datagram came:</w:t>
+      </w:r>
+    </w:p>
+    <w:p>
+      <w:pPr>
+        <w:keepNext/>
+      </w:pPr>
+    </w:p>
+    <w:p>
+      <w:pPr>
+        <w:pStyle w:val="RequiredOutput"/>
+      </w:pPr>
+      <w:r>
+        <w:t>Listening on udp://127.0.0.1:8767</w:t>
+      </w:r>
+    </w:p>
+    <w:p>
+      <w:pPr>
+        <w:keepNext/>
+      </w:pPr>
+    </w:p>
+    <w:p>
+      <w:pPr>
+        <w:pStyle w:val="Heading3"/>
+      </w:pPr>
+      <w:r>
+        <w:t>Windows PowerShell Terminal 2: After Ctrl+C</w:t>
+      </w:r>
+    </w:p>
+    <w:p>
+      <w:pPr>
+        <w:keepNext/>
+      </w:pPr>
+      <w:r>
+        <w:t>The endpoint is gone at once: a closed UDP socket leaves nothing behind, no TimeWait.</w:t>
+      </w:r>
+    </w:p>
+    <w:p>
+      <w:pPr>
+        <w:keepNext/>
+      </w:pPr>
+    </w:p>
+    <w:p>
+      <w:pPr>
+        <w:pStyle w:val="CommandBlock"/>
+      </w:pPr>
+      <w:r>
+        <w:t>(Get-NetUDPEndpoint -LocalPort 8767 -ErrorAction Ignore).Count</w:t>
+      </w:r>
+    </w:p>
+    <w:p>
+      <w:pPr>
+        <w:keepNext/>
+      </w:pPr>
+    </w:p>
+    <w:p>
+      <w:pPr>
+        <w:pStyle w:val="RequiredOutput"/>
+      </w:pPr>
+      <w:r>
+        <w:t>0</w:t>
+      </w:r>
+    </w:p>
+    <w:p>
+      <w:pPr>
+        <w:keepNext/>
+      </w:pPr>
+    </w:p>
+    <w:p>
+      <w:r>
+        <w:t>This list, read on the computer itself, is the sure way to know whether a program has a UDP port; a datagram that gets no answer proves nothing (the Concept's No Answer).</w:t>
+      </w:r>
+    </w:p>
+    <w:p>
+      <w:pPr>
+        <w:keepNext/>
+      </w:pPr>
+    </w:p>
+    <w:p>
+      <w:pPr>
+        <w:pStyle w:val="Heading3"/>
+      </w:pPr>
+      <w:r>
+        <w:t>Linux or macOS Observation</w:t>
+      </w:r>
+    </w:p>
+    <w:p>
+      <w:pPr>
+        <w:pStyle w:val="CommandBlock"/>
+        <w:keepNext/>
+      </w:pPr>
+      <w:r>
+        <w:t># Terminal 1:</w:t>
+      </w:r>
+    </w:p>
+    <w:p>
+      <w:pPr>
+        <w:pStyle w:val="CommandBlock"/>
+        <w:keepNext/>
+      </w:pPr>
+      <w:r>
+        <w:t>python3 ./python/echo_server.py</w:t>
+      </w:r>
+    </w:p>
+    <w:p>
+      <w:pPr>
+        <w:pStyle w:val="CommandBlock"/>
+        <w:keepNext/>
+      </w:pPr>
+      <w:r>
+        <w:t># Terminal 2: ss lists UDP endpoints: -u UDP, -a all, -n numbers</w:t>
+      </w:r>
+    </w:p>
+    <w:p>
+      <w:pPr>
+        <w:pStyle w:val="CommandBlock"/>
+        <w:keepNext/>
+      </w:pPr>
+      <w:r>
+        <w:t># (macOS: netstat -an -p udp | grep 8767)</w:t>
+      </w:r>
+    </w:p>
+    <w:p>
+      <w:pPr>
+        <w:pStyle w:val="CommandBlock"/>
+      </w:pPr>
+      <w:r>
+        <w:t>ss -uan 'sport = :8767'</w:t>
+      </w:r>
+    </w:p>
+    <w:p>
+      <w:pPr>
+        <w:keepNext/>
+      </w:pPr>
+    </w:p>
+    <w:p>
+      <w:pPr>
+        <w:keepNext/>
+      </w:pPr>
+    </w:p>
+    <w:p>
+      <w:pPr>
+        <w:pStyle w:val="Heading2"/>
+      </w:pPr>
+      <w:r>
         <w:t>What to Notice</w:t>
       </w:r>
     </w:p>
@@ -20925,7 +21376,7 @@
     </w:p>
     <w:p>
       <w:r>
-        <w:t>These files follow the same pattern as the earlier lessons: only the project names change. Remember, each .csproj targets net10.0, go.mod names this lesson's Go module, example.com/udpsockets, and package.json pins the TypeScript compiler, 7.0.2, and Node's type definitions for this project.</w:t>
+        <w:t>These are the files the setup commands wrote, shown here so you can check yours. Each .csproj targets net10.0, go.mod names this lesson's Go module, example.com/udpsockets, and package.json pins the TypeScript compiler, 7.0.2, and Node's type definitions for this project. Your go line shows your own Go version, and the blank lines and the order of the package.json fields may differ.</w:t>
       </w:r>
     </w:p>
     <w:p>
@@ -21441,164 +21892,6 @@
       </w:pPr>
       <w:r>
         <w:t xml:space="preserve">  }</w:t>
-      </w:r>
-    </w:p>
-    <w:p>
-      <w:pPr>
-        <w:pStyle w:val="SourceCode"/>
-      </w:pPr>
-      <w:r>
-        <w:t>}</w:t>
-      </w:r>
-    </w:p>
-    <w:p>
-      <w:pPr>
-        <w:keepNext/>
-      </w:pPr>
-    </w:p>
-    <w:p>
-      <w:pPr>
-        <w:keepNext/>
-      </w:pPr>
-    </w:p>
-    <w:p>
-      <w:pPr>
-        <w:pStyle w:val="Heading2"/>
-      </w:pPr>
-      <w:r>
-        <w:t>typescript/tsconfig.json</w:t>
-      </w:r>
-    </w:p>
-    <w:p>
-      <w:pPr>
-        <w:pStyle w:val="SourceCode"/>
-        <w:keepNext/>
-      </w:pPr>
-      <w:r>
-        <w:t>{</w:t>
-      </w:r>
-    </w:p>
-    <w:p>
-      <w:pPr>
-        <w:pStyle w:val="SourceCode"/>
-        <w:keepNext/>
-      </w:pPr>
-      <w:r>
-        <w:t xml:space="preserve">  "compilerOptions": {</w:t>
-      </w:r>
-    </w:p>
-    <w:p>
-      <w:pPr>
-        <w:pStyle w:val="SourceCode"/>
-      </w:pPr>
-      <w:r>
-        <w:t xml:space="preserve">    "target": "ES2022",</w:t>
-      </w:r>
-    </w:p>
-    <w:p>
-      <w:pPr>
-        <w:pStyle w:val="SourceCode"/>
-      </w:pPr>
-      <w:r>
-        <w:t xml:space="preserve">    "module": "NodeNext",</w:t>
-      </w:r>
-    </w:p>
-    <w:p>
-      <w:pPr>
-        <w:pStyle w:val="SourceCode"/>
-      </w:pPr>
-      <w:r>
-        <w:t xml:space="preserve">    "moduleResolution": "NodeNext",</w:t>
-      </w:r>
-    </w:p>
-    <w:p>
-      <w:pPr>
-        <w:pStyle w:val="SourceCode"/>
-      </w:pPr>
-      <w:r>
-        <w:t xml:space="preserve">    "rootDir": "src",</w:t>
-      </w:r>
-    </w:p>
-    <w:p>
-      <w:pPr>
-        <w:pStyle w:val="SourceCode"/>
-      </w:pPr>
-      <w:r>
-        <w:t xml:space="preserve">    "outDir": "dist",</w:t>
-      </w:r>
-    </w:p>
-    <w:p>
-      <w:pPr>
-        <w:pStyle w:val="SourceCode"/>
-      </w:pPr>
-      <w:r>
-        <w:t xml:space="preserve">    "strict": true,</w:t>
-      </w:r>
-    </w:p>
-    <w:p>
-      <w:pPr>
-        <w:pStyle w:val="SourceCode"/>
-      </w:pPr>
-      <w:r>
-        <w:t xml:space="preserve">    "types": [</w:t>
-      </w:r>
-    </w:p>
-    <w:p>
-      <w:pPr>
-        <w:pStyle w:val="SourceCode"/>
-      </w:pPr>
-      <w:r>
-        <w:t xml:space="preserve">      "node"</w:t>
-      </w:r>
-    </w:p>
-    <w:p>
-      <w:pPr>
-        <w:pStyle w:val="SourceCode"/>
-      </w:pPr>
-      <w:r>
-        <w:t xml:space="preserve">    ],</w:t>
-      </w:r>
-    </w:p>
-    <w:p>
-      <w:pPr>
-        <w:pStyle w:val="SourceCode"/>
-      </w:pPr>
-      <w:r>
-        <w:t xml:space="preserve">    "moduleDetection": "force"</w:t>
-      </w:r>
-    </w:p>
-    <w:p>
-      <w:pPr>
-        <w:pStyle w:val="SourceCode"/>
-      </w:pPr>
-      <w:r>
-        <w:t xml:space="preserve">  },</w:t>
-      </w:r>
-    </w:p>
-    <w:p>
-      <w:pPr>
-        <w:pStyle w:val="SourceCode"/>
-      </w:pPr>
-      <w:r>
-        <w:t xml:space="preserve">  "include": [</w:t>
-      </w:r>
-    </w:p>
-    <w:p>
-      <w:pPr>
-        <w:pStyle w:val="SourceCode"/>
-        <w:keepNext/>
-      </w:pPr>
-      <w:r>
-        <w:t xml:space="preserve">    "src/**/*.ts"</w:t>
-      </w:r>
-    </w:p>
-    <w:p>
-      <w:pPr>
-        <w:pStyle w:val="SourceCode"/>
-        <w:keepNext/>
-      </w:pPr>
-      <w:r>
-        <w:t xml:space="preserve">  ]</w:t>
       </w:r>
     </w:p>
     <w:p>
@@ -22770,31 +23063,31 @@
       </w:rPr>
     </w:lvl>
   </w:abstractNum>
-  <w:num w:numId="1" w16cid:durableId="1273786088">
+  <w:num w:numId="1" w16cid:durableId="1569925935">
     <w:abstractNumId w:val="8"/>
   </w:num>
-  <w:num w:numId="2" w16cid:durableId="151214173">
+  <w:num w:numId="2" w16cid:durableId="214316089">
     <w:abstractNumId w:val="6"/>
   </w:num>
-  <w:num w:numId="3" w16cid:durableId="551886067">
+  <w:num w:numId="3" w16cid:durableId="1153714985">
     <w:abstractNumId w:val="5"/>
   </w:num>
-  <w:num w:numId="4" w16cid:durableId="1154681193">
+  <w:num w:numId="4" w16cid:durableId="385106168">
     <w:abstractNumId w:val="4"/>
   </w:num>
-  <w:num w:numId="5" w16cid:durableId="1921057582">
+  <w:num w:numId="5" w16cid:durableId="427433812">
     <w:abstractNumId w:val="7"/>
   </w:num>
-  <w:num w:numId="6" w16cid:durableId="262689120">
+  <w:num w:numId="6" w16cid:durableId="879903830">
     <w:abstractNumId w:val="3"/>
   </w:num>
-  <w:num w:numId="7" w16cid:durableId="1028794745">
+  <w:num w:numId="7" w16cid:durableId="1124468773">
     <w:abstractNumId w:val="2"/>
   </w:num>
-  <w:num w:numId="8" w16cid:durableId="1699046624">
+  <w:num w:numId="8" w16cid:durableId="721640026">
     <w:abstractNumId w:val="1"/>
   </w:num>
-  <w:num w:numId="9" w16cid:durableId="177081480">
+  <w:num w:numId="9" w16cid:durableId="547649520">
     <w:abstractNumId w:val="0"/>
   </w:num>
 </w:numbering>

--- a/Volume 1/Chapter 07 - Networking Basics/SPA_Vol1_Ch7_Lesson7_11_UDP_Sockets.docx
+++ b/Volume 1/Chapter 07 - Networking Basics/SPA_Vol1_Ch7_Lesson7_11_UDP_Sockets.docx
@@ -609,6 +609,7 @@
         <w:pStyle w:val="CommandBlock"/>
       </w:pPr>
       <w:r>
+        <w:lastRenderedPageBreak/>
         <w:t xml:space="preserve">  go/basicclient/main.go</w:t>
       </w:r>
     </w:p>
@@ -4131,15 +4132,15 @@
         <w:pStyle w:val="SourceCode"/>
       </w:pPr>
       <w:r>
-        <w:t>// Prints the time since start in whole milliseconds. Remember,</w:t>
-      </w:r>
-    </w:p>
-    <w:p>
-      <w:pPr>
-        <w:pStyle w:val="SourceCode"/>
-      </w:pPr>
-      <w:r>
-        <w:t>// QueryPerformanceCounter is a clock that only moves forward (Lesson 7.4).</w:t>
+        <w:t>// Prints the time since start in whole milliseconds. Remember, the counter</w:t>
+      </w:r>
+    </w:p>
+    <w:p>
+      <w:pPr>
+        <w:pStyle w:val="SourceCode"/>
+      </w:pPr>
+      <w:r>
+        <w:t>// only moves forward, and a LARGE_INTEGER's QuadPart holds it (Lesson 7.4).</w:t>
       </w:r>
     </w:p>
     <w:p>
@@ -8986,31 +8987,31 @@
         <w:pStyle w:val="SourceCode"/>
       </w:pPr>
       <w:r>
-        <w:t xml:space="preserve">            // port, an IPEndPoint, and throws a SocketException when</w:t>
-      </w:r>
-    </w:p>
-    <w:p>
-      <w:pPr>
-        <w:pStyle w:val="SourceCode"/>
-      </w:pPr>
-      <w:r>
-        <w:t xml:space="preserve">            // another program already holds the port (error 10048). A UDP</w:t>
-      </w:r>
-    </w:p>
-    <w:p>
-      <w:pPr>
-        <w:pStyle w:val="SourceCode"/>
-      </w:pPr>
-      <w:r>
-        <w:t xml:space="preserve">            // server needs nothing more: there is no listen and no accept,</w:t>
-      </w:r>
-    </w:p>
-    <w:p>
-      <w:pPr>
-        <w:pStyle w:val="SourceCode"/>
-      </w:pPr>
-      <w:r>
-        <w:t xml:space="preserve">            // because UDP makes no connections.</w:t>
+        <w:t xml:space="preserve">            // port, an IPEndPoint (remember, IPAddress.Parse reads the text,</w:t>
+      </w:r>
+    </w:p>
+    <w:p>
+      <w:pPr>
+        <w:pStyle w:val="SourceCode"/>
+      </w:pPr>
+      <w:r>
+        <w:t xml:space="preserve">            // Lesson 7.4), and throws a SocketException when the port is</w:t>
+      </w:r>
+    </w:p>
+    <w:p>
+      <w:pPr>
+        <w:pStyle w:val="SourceCode"/>
+      </w:pPr>
+      <w:r>
+        <w:t xml:space="preserve">            // taken (error 10048). A UDP server needs nothing more: no listen</w:t>
+      </w:r>
+    </w:p>
+    <w:p>
+      <w:pPr>
+        <w:pStyle w:val="SourceCode"/>
+      </w:pPr>
+      <w:r>
+        <w:t xml:space="preserve">            // and no accept, because UDP makes no connections.</w:t>
       </w:r>
     </w:p>
     <w:p>
@@ -16789,23 +16790,23 @@
         <w:pStyle w:val="SourceCode"/>
       </w:pPr>
       <w:r>
-        <w:t xml:space="preserve">        # On Windows this is usually ConnectionResetError (10054): an</w:t>
-      </w:r>
-    </w:p>
-    <w:p>
-      <w:pPr>
-        <w:pStyle w:val="SourceCode"/>
-      </w:pPr>
-      <w:r>
-        <w:t xml:space="preserve">        # earlier reply found no program on its client's port. UDP has no</w:t>
-      </w:r>
-    </w:p>
-    <w:p>
-      <w:pPr>
-        <w:pStyle w:val="SourceCode"/>
-      </w:pPr>
-      <w:r>
-        <w:t xml:space="preserve">        # connection that could end, so the server reports it and goes on.</w:t>
+        <w:t xml:space="preserve">        # On Windows usually ConnectionResetError (10054): an earlier reply</w:t>
+      </w:r>
+    </w:p>
+    <w:p>
+      <w:pPr>
+        <w:pStyle w:val="SourceCode"/>
+      </w:pPr>
+      <w:r>
+        <w:t xml:space="preserve">        # found no program on its client's port; UDP has no connection to</w:t>
+      </w:r>
+    </w:p>
+    <w:p>
+      <w:pPr>
+        <w:pStyle w:val="SourceCode"/>
+      </w:pPr>
+      <w:r>
+        <w:t xml:space="preserve">        # end, so the server goes on. Remember, side-by-side literals join.</w:t>
       </w:r>
     </w:p>
     <w:p>
@@ -23063,31 +23064,31 @@
       </w:rPr>
     </w:lvl>
   </w:abstractNum>
-  <w:num w:numId="1" w16cid:durableId="1569925935">
+  <w:num w:numId="1" w16cid:durableId="1596398319">
     <w:abstractNumId w:val="8"/>
   </w:num>
-  <w:num w:numId="2" w16cid:durableId="214316089">
+  <w:num w:numId="2" w16cid:durableId="1826361239">
     <w:abstractNumId w:val="6"/>
   </w:num>
-  <w:num w:numId="3" w16cid:durableId="1153714985">
+  <w:num w:numId="3" w16cid:durableId="1141077579">
     <w:abstractNumId w:val="5"/>
   </w:num>
-  <w:num w:numId="4" w16cid:durableId="385106168">
+  <w:num w:numId="4" w16cid:durableId="555513589">
     <w:abstractNumId w:val="4"/>
   </w:num>
-  <w:num w:numId="5" w16cid:durableId="427433812">
+  <w:num w:numId="5" w16cid:durableId="1038815854">
     <w:abstractNumId w:val="7"/>
   </w:num>
-  <w:num w:numId="6" w16cid:durableId="879903830">
+  <w:num w:numId="6" w16cid:durableId="1897204722">
     <w:abstractNumId w:val="3"/>
   </w:num>
-  <w:num w:numId="7" w16cid:durableId="1124468773">
+  <w:num w:numId="7" w16cid:durableId="1984962608">
     <w:abstractNumId w:val="2"/>
   </w:num>
-  <w:num w:numId="8" w16cid:durableId="721640026">
+  <w:num w:numId="8" w16cid:durableId="2067603885">
     <w:abstractNumId w:val="1"/>
   </w:num>
-  <w:num w:numId="9" w16cid:durableId="547649520">
+  <w:num w:numId="9" w16cid:durableId="714548933">
     <w:abstractNumId w:val="0"/>
   </w:num>
 </w:numbering>
